--- a/docs/lanzamiento/RESPUESTAS_EXPERTO_GOBIERNO_DATOS.docx
+++ b/docs/lanzamiento/RESPUESTAS_EXPERTO_GOBIERNO_DATOS.docx
@@ -776,6 +776,60 @@
           <w:bCs/>
           <w:b/>
         </w:rPr>
+        <w:t xml:space="preserve">Implementación:</w:t>
+      </w:r>
+      <w:r>
+        <w:t xml:space="preserve"> </w:t>
+      </w:r>
+      <w:r>
+        <w:t xml:space="preserve">DPIA integrada en proceso FRIA según Art. 27.4 AI Act</w:t>
+      </w:r>
+    </w:p>
+    <w:p>
+      <w:pPr>
+        <w:pStyle w:val="BodyText"/>
+      </w:pPr>
+      <w:r>
+        <w:rPr>
+          <w:bCs/>
+          <w:b/>
+        </w:rPr>
+        <w:t xml:space="preserve">Art. 27.4 AI Act:</w:t>
+      </w:r>
+      <w:r>
+        <w:t xml:space="preserve"> </w:t>
+      </w:r>
+      <w:r>
+        <w:rPr>
+          <w:iCs/>
+          <w:i/>
+        </w:rPr>
+        <w:t xml:space="preserve">“</w:t>
+      </w:r>
+      <w:r>
+        <w:rPr>
+          <w:iCs/>
+          <w:i/>
+        </w:rPr>
+        <w:t xml:space="preserve">La evaluación de impacto podrá integrarse en una evaluación de impacto relativa a la protección de datos contemplada en el artículo 35 del RGPD</w:t>
+      </w:r>
+      <w:r>
+        <w:rPr>
+          <w:iCs/>
+          <w:i/>
+        </w:rPr>
+        <w:t xml:space="preserve">”</w:t>
+      </w:r>
+    </w:p>
+    <w:p>
+      <w:pPr>
+        <w:pStyle w:val="BodyText"/>
+      </w:pPr>
+      <w:r>
+        <w:rPr>
+          <w:bCs/>
+          <w:b/>
+        </w:rPr>
         <w:t xml:space="preserve">Entidad:</w:t>
       </w:r>
       <w:r>
@@ -785,7 +839,7 @@
         <w:rPr>
           <w:rStyle w:val="VerbatimChar"/>
         </w:rPr>
-        <w:t xml:space="preserve">DataProtectionImpactAssessment</w:t>
+        <w:t xml:space="preserve">FriaAssessment</w:t>
       </w:r>
       <w:r>
         <w:t xml:space="preserve"> </w:t>
@@ -800,11 +854,51 @@
         <w:rPr>
           <w:rStyle w:val="VerbatimChar"/>
         </w:rPr>
-        <w:t xml:space="preserve">DPIADATAPROTECTIONIMPACTASSESSMENTS</w:t>
+        <w:t xml:space="preserve">FRIAFUNDAMENTALRIGHTSASSESSMENTS</w:t>
       </w:r>
       <w:r>
         <w:t xml:space="preserve">)</w:t>
       </w:r>
+      <w:r>
+        <w:br/>
+      </w:r>
+      <w:r>
+        <w:rPr>
+          <w:bCs/>
+          <w:b/>
+        </w:rPr>
+        <w:t xml:space="preserve">Campos DPIA incluidos:</w:t>
+      </w:r>
+      <w:r>
+        <w:t xml:space="preserve"> </w:t>
+      </w:r>
+      <w:r>
+        <w:t xml:space="preserve">- Descripción tratamiento datos (Art. 35.7.a GDPR)</w:t>
+      </w:r>
+      <w:r>
+        <w:t xml:space="preserve"> </w:t>
+      </w:r>
+      <w:r>
+        <w:t xml:space="preserve">- Evaluación necesidad y proporcionalidad (Art. 35.7.b)</w:t>
+      </w:r>
+      <w:r>
+        <w:t xml:space="preserve"> </w:t>
+      </w:r>
+      <w:r>
+        <w:t xml:space="preserve">- Riesgos derechos y libertades (Art. 35.7.c)</w:t>
+      </w:r>
+      <w:r>
+        <w:t xml:space="preserve"> </w:t>
+      </w:r>
+      <w:r>
+        <w:t xml:space="preserve">- Medidas mitigación (Art. 35.7.d)</w:t>
+      </w:r>
+      <w:r>
+        <w:t xml:space="preserve"> </w:t>
+      </w:r>
+      <w:r>
+        <w:t xml:space="preserve">- Aprobación DPO si aplica (Art. 35.2)</w:t>
+      </w:r>
     </w:p>
     <w:p>
       <w:pPr>
@@ -815,37 +909,7 @@
           <w:bCs/>
           <w:b/>
         </w:rPr>
-        <w:t xml:space="preserve">Integración DPIA + FRIA:</w:t>
-      </w:r>
-      <w:r>
-        <w:t xml:space="preserve"> </w:t>
-      </w:r>
-      <w:r>
-        <w:t xml:space="preserve">- Art. 27.4 AI Act requiere:</w:t>
-      </w:r>
-      <w:r>
-        <w:t xml:space="preserve"> </w:t>
-      </w:r>
-      <w:r>
-        <w:t xml:space="preserve">“</w:t>
-      </w:r>
-      <w:r>
-        <w:t xml:space="preserve">FRIA puede integrarse en DPIA según GDPR Art. 35</w:t>
-      </w:r>
-      <w:r>
-        <w:t xml:space="preserve">”</w:t>
-      </w:r>
-      <w:r>
-        <w:t xml:space="preserve"> </w:t>
-      </w:r>
-      <w:r>
-        <w:t xml:space="preserve">- ✅ CodeflowX permite ejecutar FRIA + DPIA conjuntamente</w:t>
-      </w:r>
-      <w:r>
-        <w:t xml:space="preserve"> </w:t>
-      </w:r>
-      <w:r>
-        <w:t xml:space="preserve">- ✅ Workflow BPMN:</w:t>
+        <w:t xml:space="preserve">Workflow:</w:t>
       </w:r>
       <w:r>
         <w:t xml:space="preserve"> </w:t>
@@ -854,7 +918,13 @@
         <w:rPr>
           <w:rStyle w:val="VerbatimChar"/>
         </w:rPr>
-        <w:t xml:space="preserve">dpia_assessment_process</w:t>
+        <w:t xml:space="preserve">fria_assessment_process</w:t>
+      </w:r>
+      <w:r>
+        <w:t xml:space="preserve"> </w:t>
+      </w:r>
+      <w:r>
+        <w:t xml:space="preserve">(cubre FRIA + DPIA integrado)</w:t>
       </w:r>
     </w:p>
     <w:p>
@@ -4430,13 +4500,13 @@
           <w:bCs/>
           <w:b/>
         </w:rPr>
-        <w:t xml:space="preserve">Tiempo generación:</w:t>
-      </w:r>
-      <w:r>
-        <w:t xml:space="preserve"> </w:t>
-      </w:r>
-      <w:r>
-        <w:t xml:space="preserve">30-60 segundos (automatizado)</w:t>
+        <w:t xml:space="preserve">Generación:</w:t>
+      </w:r>
+      <w:r>
+        <w:t xml:space="preserve"> </w:t>
+      </w:r>
+      <w:r>
+        <w:t xml:space="preserve">Automatizada desde metadatos sistema. Exportación PDF disponible.</w:t>
       </w:r>
     </w:p>
     <w:p>
@@ -5028,13 +5098,57 @@
           <w:bCs/>
           <w:b/>
         </w:rPr>
-        <w:t xml:space="preserve">C. Agent Monitoring (API Python):</w:t>
-      </w:r>
-      <w:r>
-        <w:t xml:space="preserve"> </w:t>
-      </w:r>
-      <w:r>
-        <w:t xml:space="preserve">- Endpoint:</w:t>
+        <w:t xml:space="preserve">C. Agent Monitoring (Microservicio Python):</w:t>
+      </w:r>
+      <w:r>
+        <w:t xml:space="preserve"> </w:t>
+      </w:r>
+      <w:r>
+        <w:t xml:space="preserve">-</w:t>
+      </w:r>
+      <w:r>
+        <w:t xml:space="preserve"> </w:t>
+      </w:r>
+      <w:r>
+        <w:rPr>
+          <w:bCs/>
+          <w:b/>
+        </w:rPr>
+        <w:t xml:space="preserve">Capacidad:</w:t>
+      </w:r>
+      <w:r>
+        <w:t xml:space="preserve"> </w:t>
+      </w:r>
+      <w:r>
+        <w:t xml:space="preserve">Detención agentes en producción mediante API</w:t>
+      </w:r>
+      <w:r>
+        <w:t xml:space="preserve"> </w:t>
+      </w:r>
+      <w:r>
+        <w:t xml:space="preserve">-</w:t>
+      </w:r>
+      <w:r>
+        <w:t xml:space="preserve"> </w:t>
+      </w:r>
+      <w:r>
+        <w:rPr>
+          <w:bCs/>
+          <w:b/>
+        </w:rPr>
+        <w:t xml:space="preserve">Implementación:</w:t>
+      </w:r>
+      <w:r>
+        <w:t xml:space="preserve"> </w:t>
+      </w:r>
+      <w:r>
+        <w:t xml:space="preserve">Workflows HITL + flags status agent</w:t>
+      </w:r>
+      <w:r>
+        <w:t xml:space="preserve"> </w:t>
+      </w:r>
+      <w:r>
+        <w:t xml:space="preserve">- Estados:</w:t>
       </w:r>
       <w:r>
         <w:t xml:space="preserve"> </w:t>
@@ -5043,19 +5157,13 @@
         <w:rPr>
           <w:rStyle w:val="VerbatimChar"/>
         </w:rPr>
-        <w:t xml:space="preserve">POST /api/agent/emergency-stop</w:t>
-      </w:r>
-      <w:r>
-        <w:t xml:space="preserve"> </w:t>
-      </w:r>
-      <w:r>
-        <w:t xml:space="preserve">- Para automáticamente agente en producción</w:t>
-      </w:r>
-      <w:r>
-        <w:t xml:space="preserve"> </w:t>
-      </w:r>
-      <w:r>
-        <w:t xml:space="preserve">- Flags:</w:t>
+        <w:t xml:space="preserve">RUNNING</w:t>
+      </w:r>
+      <w:r>
+        <w:t xml:space="preserve"> </w:t>
+      </w:r>
+      <w:r>
+        <w:t xml:space="preserve">→</w:t>
       </w:r>
       <w:r>
         <w:t xml:space="preserve"> </w:t>
@@ -5064,7 +5172,37 @@
         <w:rPr>
           <w:rStyle w:val="VerbatimChar"/>
         </w:rPr>
-        <w:t xml:space="preserve">agent.status = "EMERGENCY_STOPPED"</w:t>
+        <w:t xml:space="preserve">PAUSED</w:t>
+      </w:r>
+      <w:r>
+        <w:t xml:space="preserve"> </w:t>
+      </w:r>
+      <w:r>
+        <w:t xml:space="preserve">→</w:t>
+      </w:r>
+      <w:r>
+        <w:t xml:space="preserve"> </w:t>
+      </w:r>
+      <w:r>
+        <w:rPr>
+          <w:rStyle w:val="VerbatimChar"/>
+        </w:rPr>
+        <w:t xml:space="preserve">STOPPED</w:t>
+      </w:r>
+      <w:r>
+        <w:t xml:space="preserve"> </w:t>
+      </w:r>
+      <w:r>
+        <w:t xml:space="preserve">→</w:t>
+      </w:r>
+      <w:r>
+        <w:t xml:space="preserve"> </w:t>
+      </w:r>
+      <w:r>
+        <w:rPr>
+          <w:rStyle w:val="VerbatimChar"/>
+        </w:rPr>
+        <w:t xml:space="preserve">EMERGENCY_STOPPED</w:t>
       </w:r>
       <w:r>
         <w:t xml:space="preserve"> </w:t>
@@ -5076,7 +5214,7 @@
         <w:t xml:space="preserve"> </w:t>
       </w:r>
       <w:r>
-        <w:t xml:space="preserve">- Logs inmutables razón parada</w:t>
+        <w:t xml:space="preserve">- Logs inmutables razón parada (Art. 19)</w:t>
       </w:r>
       <w:r>
         <w:t xml:space="preserve"> </w:t>
